--- a/supabase/seeds/peticoes-templates/rpv_complementar.docx
+++ b/supabase/seeds/peticoes-templates/rpv_complementar.docx
@@ -24,7 +24,7 @@
           <w:szCs w:val="24"/>
           <w:rtl w:val="0"/>
         </w:rPr>
-        <w:t xml:space="preserve">AO JUÍZO DE DIREITO DA </w:t>
+        <w:t xml:space="preserve">AO JUÍZO DE DIREITO DO(A) </w:t>
       </w:r>
       <w:r/>
       <w:r>
@@ -318,7 +318,7 @@
           <w:rtl w:val="0"/>
         </w:rPr>
         <w:tab/>
-        <w:t xml:space="preserve">Posteriormente, no </w:t>
+        <w:t xml:space="preserve">Posteriormente, no evento n° </w:t>
       </w:r>
       <w:r/>
       <w:r>
@@ -358,7 +358,7 @@
           <w:szCs w:val="24"/>
           <w:rtl w:val="0"/>
         </w:rPr>
-        <w:t xml:space="preserve">, homologados pela decisão de </w:t>
+        <w:t xml:space="preserve">, homologados pela decisão de evento n° </w:t>
       </w:r>
       <w:r/>
       <w:r>

--- a/supabase/seeds/peticoes-templates/rpv_complementar.docx
+++ b/supabase/seeds/peticoes-templates/rpv_complementar.docx
@@ -36,7 +36,7 @@
           <w:szCs w:val="24"/>
           <w:rtl w:val="0"/>
         </w:rPr>
-        <w:t xml:space="preserve">{{ENDERECAMENTO_JUIZO}}</w:t>
+        <w:t xml:space="preserve">{{ENDERECAMENTO_JUIZO}} </w:t>
       </w:r>
       <w:r/>
       <w:r>
@@ -143,7 +143,7 @@
           <w:szCs w:val="24"/>
           <w:rtl w:val="0"/>
         </w:rPr>
-        <w:t xml:space="preserve">{{NOME_CESSIONARIO}}</w:t>
+        <w:t xml:space="preserve">{{NOME_CESSIONARIO}} </w:t>
       </w:r>
       <w:r/>
       <w:r>
@@ -287,7 +287,7 @@
           <w:szCs w:val="24"/>
           <w:rtl w:val="0"/>
         </w:rPr>
-        <w:t xml:space="preserve">{{DATA_TRANSITO_JULGADO}}</w:t>
+        <w:t xml:space="preserve">{{DATA_TRANSITO_JULGADO}} </w:t>
       </w:r>
       <w:r/>
       <w:r>
@@ -368,7 +368,7 @@
           <w:szCs w:val="24"/>
           <w:rtl w:val="0"/>
         </w:rPr>
-        <w:t xml:space="preserve">{{EVENTO_HOMOLOGACAO_CALCULOS}}</w:t>
+        <w:t xml:space="preserve">{{EVENTO_HOMOLOGACAO_CALCULOS}} </w:t>
       </w:r>
       <w:r/>
       <w:r>
@@ -868,7 +868,7 @@
           <w:szCs w:val="24"/>
           <w:rtl w:val="0"/>
         </w:rPr>
-        <w:t xml:space="preserve">{{VALOR_ATUALIZADO}}</w:t>
+        <w:t xml:space="preserve">{{VALOR_ATUALIZADO}} </w:t>
       </w:r>
       <w:r/>
       <w:r>
@@ -901,7 +901,7 @@
           <w:szCs w:val="24"/>
           <w:rtl w:val="0"/>
         </w:rPr>
-        <w:t xml:space="preserve">{{VALOR_PAGO}}</w:t>
+        <w:t xml:space="preserve">{{VALOR_PAGO}} </w:t>
       </w:r>
       <w:r/>
       <w:r>
@@ -936,7 +936,7 @@
           <w:u w:val="single"/>
           <w:rtl w:val="0"/>
         </w:rPr>
-        <w:t xml:space="preserve">{{DIFERENCA}}</w:t>
+        <w:t xml:space="preserve">{{DIFERENCA}} </w:t>
       </w:r>
       <w:r/>
       <w:r>
@@ -1431,7 +1431,7 @@
           <w:szCs w:val="24"/>
           <w:rtl w:val="0"/>
         </w:rPr>
-        <w:t xml:space="preserve">{{DADOS_BANCARIOS}}</w:t>
+        <w:t xml:space="preserve">{{DADOS_BANCARIOS}} </w:t>
       </w:r>
       <w:r/>
       <w:r>
@@ -1549,7 +1549,7 @@
           <w:szCs w:val="24"/>
           <w:rtl w:val="0"/>
         </w:rPr>
-        <w:t xml:space="preserve">{{DIFERENCA}}</w:t>
+        <w:t xml:space="preserve">{{DIFERENCA}} </w:t>
       </w:r>
       <w:r/>
       <w:r>
@@ -1611,7 +1611,7 @@
           <w:szCs w:val="24"/>
           <w:rtl w:val="0"/>
         </w:rPr>
-        <w:t xml:space="preserve">{{DADOS_BANCARIOS}}</w:t>
+        <w:t xml:space="preserve">{{DADOS_BANCARIOS}} </w:t>
       </w:r>
       <w:r/>
       <w:r>
